--- a/atelier/capsule_021.docx
+++ b/atelier/capsule_021.docx
@@ -506,59 +506,59 @@
                 <w:sz w:val="20"/>
                 <w:szCs w:val="20"/>
               </w:rPr>
-              <w:t xml:space="preserve">Constat   : [ce qui ne va pas aujourd'hui, factuel]</w:t>
-            </w:r>
-          </w:p>
-          <w:p>
-            <w:pPr>
-              <w:spacing w:after="40"/>
-            </w:pPr>
-            <w:r>
-              <w:rPr>
-                <w:rFonts w:ascii="Consolas" w:cs="Consolas" w:eastAsia="Consolas" w:hAnsi="Consolas"/>
-                <w:sz w:val="20"/>
-                <w:szCs w:val="20"/>
-              </w:rPr>
-              <w:t xml:space="preserve">Impact    : [conséquence concrète : incidents, lenteur,</w:t>
-            </w:r>
-          </w:p>
-          <w:p>
-            <w:pPr>
-              <w:spacing w:after="40"/>
-            </w:pPr>
-            <w:r>
-              <w:rPr>
-                <w:rFonts w:ascii="Consolas" w:cs="Consolas" w:eastAsia="Consolas" w:hAnsi="Consolas"/>
-                <w:sz w:val="20"/>
-                <w:szCs w:val="20"/>
-              </w:rPr>
-              <w:t xml:space="preserve">             coût, risque sécu — chiffré si possible]</w:t>
-            </w:r>
-          </w:p>
-          <w:p>
-            <w:pPr>
-              <w:spacing w:after="40"/>
-            </w:pPr>
-            <w:r>
-              <w:rPr>
-                <w:rFonts w:ascii="Consolas" w:cs="Consolas" w:eastAsia="Consolas" w:hAnsi="Consolas"/>
-                <w:sz w:val="20"/>
-                <w:szCs w:val="20"/>
-              </w:rPr>
-              <w:t xml:space="preserve">Action    : [ce qu'on veut faire]</w:t>
-            </w:r>
-          </w:p>
-          <w:p>
-            <w:pPr>
-              <w:spacing w:after="40"/>
-            </w:pPr>
-            <w:r>
-              <w:rPr>
-                <w:rFonts w:ascii="Consolas" w:cs="Consolas" w:eastAsia="Consolas" w:hAnsi="Consolas"/>
-                <w:sz w:val="20"/>
-                <w:szCs w:val="20"/>
-              </w:rPr>
-              <w:t xml:space="preserve">Bénéfice  : [le risque évité / la capacité gagnée]</w:t>
+              <w:t xml:space="preserve">Constat : [ce qui ne va pas aujourd'hui, factuel]</w:t>
+            </w:r>
+          </w:p>
+          <w:p>
+            <w:pPr>
+              <w:spacing w:after="40"/>
+            </w:pPr>
+            <w:r>
+              <w:rPr>
+                <w:rFonts w:ascii="Consolas" w:cs="Consolas" w:eastAsia="Consolas" w:hAnsi="Consolas"/>
+                <w:sz w:val="20"/>
+                <w:szCs w:val="20"/>
+              </w:rPr>
+              <w:t xml:space="preserve">Impact : [conséquence concrète : incidents, lenteur,</w:t>
+            </w:r>
+          </w:p>
+          <w:p>
+            <w:pPr>
+              <w:spacing w:after="40"/>
+            </w:pPr>
+            <w:r>
+              <w:rPr>
+                <w:rFonts w:ascii="Consolas" w:cs="Consolas" w:eastAsia="Consolas" w:hAnsi="Consolas"/>
+                <w:sz w:val="20"/>
+                <w:szCs w:val="20"/>
+              </w:rPr>
+              <w:t xml:space="preserve"> coût, risque sécu — chiffré si possible]</w:t>
+            </w:r>
+          </w:p>
+          <w:p>
+            <w:pPr>
+              <w:spacing w:after="40"/>
+            </w:pPr>
+            <w:r>
+              <w:rPr>
+                <w:rFonts w:ascii="Consolas" w:cs="Consolas" w:eastAsia="Consolas" w:hAnsi="Consolas"/>
+                <w:sz w:val="20"/>
+                <w:szCs w:val="20"/>
+              </w:rPr>
+              <w:t xml:space="preserve">Action : [ce qu'on veut faire]</w:t>
+            </w:r>
+          </w:p>
+          <w:p>
+            <w:pPr>
+              <w:spacing w:after="40"/>
+            </w:pPr>
+            <w:r>
+              <w:rPr>
+                <w:rFonts w:ascii="Consolas" w:cs="Consolas" w:eastAsia="Consolas" w:hAnsi="Consolas"/>
+                <w:sz w:val="20"/>
+                <w:szCs w:val="20"/>
+              </w:rPr>
+              <w:t xml:space="preserve">Bénéfice : [le risque évité / la capacité gagnée]</w:t>
             </w:r>
           </w:p>
           <w:p>
@@ -681,98 +681,98 @@
                 <w:sz w:val="20"/>
                 <w:szCs w:val="20"/>
               </w:rPr>
-              <w:t xml:space="preserve">Constat   : la logique d'auth est dupliquée dans 4 contrôleurs,</w:t>
-            </w:r>
-          </w:p>
-          <w:p>
-            <w:pPr>
-              <w:spacing w:after="40"/>
-            </w:pPr>
-            <w:r>
-              <w:rPr>
-                <w:rFonts w:ascii="Consolas" w:cs="Consolas" w:eastAsia="Consolas" w:hAnsi="Consolas"/>
-                <w:sz w:val="20"/>
-                <w:szCs w:val="20"/>
-              </w:rPr>
-              <w:t xml:space="preserve">            chaque évolution doit être répétée 4 fois.</w:t>
-            </w:r>
-          </w:p>
-          <w:p>
-            <w:pPr>
-              <w:spacing w:after="40"/>
-            </w:pPr>
-            <w:r>
-              <w:rPr>
-                <w:rFonts w:ascii="Consolas" w:cs="Consolas" w:eastAsia="Consolas" w:hAnsi="Consolas"/>
-                <w:sz w:val="20"/>
-                <w:szCs w:val="20"/>
-              </w:rPr>
-              <w:t xml:space="preserve">Impact    : 3 incidents ce trimestre dus à un oubli de mise à</w:t>
-            </w:r>
-          </w:p>
-          <w:p>
-            <w:pPr>
-              <w:spacing w:after="40"/>
-            </w:pPr>
-            <w:r>
-              <w:rPr>
-                <w:rFonts w:ascii="Consolas" w:cs="Consolas" w:eastAsia="Consolas" w:hAnsi="Consolas"/>
-                <w:sz w:val="20"/>
-                <w:szCs w:val="20"/>
-              </w:rPr>
-              <w:t xml:space="preserve">            jour dans l'une des copies ; +2h par évolution liée</w:t>
-            </w:r>
-          </w:p>
-          <w:p>
-            <w:pPr>
-              <w:spacing w:after="40"/>
-            </w:pPr>
-            <w:r>
-              <w:rPr>
-                <w:rFonts w:ascii="Consolas" w:cs="Consolas" w:eastAsia="Consolas" w:hAnsi="Consolas"/>
-                <w:sz w:val="20"/>
-                <w:szCs w:val="20"/>
-              </w:rPr>
-              <w:t xml:space="preserve">            à l'auth.</w:t>
-            </w:r>
-          </w:p>
-          <w:p>
-            <w:pPr>
-              <w:spacing w:after="40"/>
-            </w:pPr>
-            <w:r>
-              <w:rPr>
-                <w:rFonts w:ascii="Consolas" w:cs="Consolas" w:eastAsia="Consolas" w:hAnsi="Consolas"/>
-                <w:sz w:val="20"/>
-                <w:szCs w:val="20"/>
-              </w:rPr>
-              <w:t xml:space="preserve">Action    : extraire la logique dans un service unique testé.</w:t>
-            </w:r>
-          </w:p>
-          <w:p>
-            <w:pPr>
-              <w:spacing w:after="40"/>
-            </w:pPr>
-            <w:r>
-              <w:rPr>
-                <w:rFonts w:ascii="Consolas" w:cs="Consolas" w:eastAsia="Consolas" w:hAnsi="Consolas"/>
-                <w:sz w:val="20"/>
-                <w:szCs w:val="20"/>
-              </w:rPr>
-              <w:t xml:space="preserve">Bénéfice  : une seule source de vérité, plus d'incident de</w:t>
-            </w:r>
-          </w:p>
-          <w:p>
-            <w:pPr>
-              <w:spacing w:after="40"/>
-            </w:pPr>
-            <w:r>
-              <w:rPr>
-                <w:rFonts w:ascii="Consolas" w:cs="Consolas" w:eastAsia="Consolas" w:hAnsi="Consolas"/>
-                <w:sz w:val="20"/>
-                <w:szCs w:val="20"/>
-              </w:rPr>
-              <w:t xml:space="preserve">            désynchro, évolutions 4x plus rapides.</w:t>
+              <w:t xml:space="preserve">Constat : la logique d'auth est dupliquée dans 4 contrôleurs,</w:t>
+            </w:r>
+          </w:p>
+          <w:p>
+            <w:pPr>
+              <w:spacing w:after="40"/>
+            </w:pPr>
+            <w:r>
+              <w:rPr>
+                <w:rFonts w:ascii="Consolas" w:cs="Consolas" w:eastAsia="Consolas" w:hAnsi="Consolas"/>
+                <w:sz w:val="20"/>
+                <w:szCs w:val="20"/>
+              </w:rPr>
+              <w:t xml:space="preserve"> chaque évolution doit être répétée 4 fois.</w:t>
+            </w:r>
+          </w:p>
+          <w:p>
+            <w:pPr>
+              <w:spacing w:after="40"/>
+            </w:pPr>
+            <w:r>
+              <w:rPr>
+                <w:rFonts w:ascii="Consolas" w:cs="Consolas" w:eastAsia="Consolas" w:hAnsi="Consolas"/>
+                <w:sz w:val="20"/>
+                <w:szCs w:val="20"/>
+              </w:rPr>
+              <w:t xml:space="preserve">Impact : 3 incidents ce trimestre dus à un oubli de mise à</w:t>
+            </w:r>
+          </w:p>
+          <w:p>
+            <w:pPr>
+              <w:spacing w:after="40"/>
+            </w:pPr>
+            <w:r>
+              <w:rPr>
+                <w:rFonts w:ascii="Consolas" w:cs="Consolas" w:eastAsia="Consolas" w:hAnsi="Consolas"/>
+                <w:sz w:val="20"/>
+                <w:szCs w:val="20"/>
+              </w:rPr>
+              <w:t xml:space="preserve"> jour dans l'une des copies ; +2h par évolution liée</w:t>
+            </w:r>
+          </w:p>
+          <w:p>
+            <w:pPr>
+              <w:spacing w:after="40"/>
+            </w:pPr>
+            <w:r>
+              <w:rPr>
+                <w:rFonts w:ascii="Consolas" w:cs="Consolas" w:eastAsia="Consolas" w:hAnsi="Consolas"/>
+                <w:sz w:val="20"/>
+                <w:szCs w:val="20"/>
+              </w:rPr>
+              <w:t xml:space="preserve"> à l'auth.</w:t>
+            </w:r>
+          </w:p>
+          <w:p>
+            <w:pPr>
+              <w:spacing w:after="40"/>
+            </w:pPr>
+            <w:r>
+              <w:rPr>
+                <w:rFonts w:ascii="Consolas" w:cs="Consolas" w:eastAsia="Consolas" w:hAnsi="Consolas"/>
+                <w:sz w:val="20"/>
+                <w:szCs w:val="20"/>
+              </w:rPr>
+              <w:t xml:space="preserve">Action : extraire la logique dans un service unique testé.</w:t>
+            </w:r>
+          </w:p>
+          <w:p>
+            <w:pPr>
+              <w:spacing w:after="40"/>
+            </w:pPr>
+            <w:r>
+              <w:rPr>
+                <w:rFonts w:ascii="Consolas" w:cs="Consolas" w:eastAsia="Consolas" w:hAnsi="Consolas"/>
+                <w:sz w:val="20"/>
+                <w:szCs w:val="20"/>
+              </w:rPr>
+              <w:t xml:space="preserve">Bénéfice : une seule source de vérité, plus d'incident de</w:t>
+            </w:r>
+          </w:p>
+          <w:p>
+            <w:pPr>
+              <w:spacing w:after="40"/>
+            </w:pPr>
+            <w:r>
+              <w:rPr>
+                <w:rFonts w:ascii="Consolas" w:cs="Consolas" w:eastAsia="Consolas" w:hAnsi="Consolas"/>
+                <w:sz w:val="20"/>
+                <w:szCs w:val="20"/>
+              </w:rPr>
+              <w:t xml:space="preserve"> désynchro, évolutions 4x plus rapides.</w:t>
             </w:r>
           </w:p>
           <w:p>
@@ -798,20 +798,20 @@
                 <w:sz w:val="20"/>
                 <w:szCs w:val="20"/>
               </w:rPr>
-              <w:t xml:space="preserve">            couverture de tests &gt; 80% ; zéro logique d'auth</w:t>
-            </w:r>
-          </w:p>
-          <w:p>
-            <w:pPr>
-              <w:spacing w:after="40"/>
-            </w:pPr>
-            <w:r>
-              <w:rPr>
-                <w:rFonts w:ascii="Consolas" w:cs="Consolas" w:eastAsia="Consolas" w:hAnsi="Consolas"/>
-                <w:sz w:val="20"/>
-                <w:szCs w:val="20"/>
-              </w:rPr>
-              <w:t xml:space="preserve">            dupliquée (vérifié par revue).</w:t>
+              <w:t xml:space="preserve"> couverture de tests &gt; 80% ; zéro logique d'auth</w:t>
+            </w:r>
+          </w:p>
+          <w:p>
+            <w:pPr>
+              <w:spacing w:after="40"/>
+            </w:pPr>
+            <w:r>
+              <w:rPr>
+                <w:rFonts w:ascii="Consolas" w:cs="Consolas" w:eastAsia="Consolas" w:hAnsi="Consolas"/>
+                <w:sz w:val="20"/>
+                <w:szCs w:val="20"/>
+              </w:rPr>
+              <w:t xml:space="preserve"> dupliquée (vérifié par revue).</w:t>
             </w:r>
           </w:p>
         </w:tc>
